--- a/public/temas/ejercicio-1/ESQUEMA TEMA 12.docx
+++ b/public/temas/ejercicio-1/ESQUEMA TEMA 12.docx
@@ -775,7 +775,7 @@
           <w:b/>
           <w:sz w:val="22"/>
         </w:rPr>
-        <w:t>RD 1055/2022</w:t>
+        <w:t>Real Decreto 1055/2022</w:t>
       </w:r>
       <w:r>
         <w:rPr>
@@ -1270,7 +1270,7 @@
           <w:b/>
           <w:sz w:val="22"/>
         </w:rPr>
-        <w:t>RD 895/2013</w:t>
+        <w:t>Real Decreto 895/2013</w:t>
       </w:r>
       <w:r>
         <w:rPr>
@@ -1292,7 +1292,7 @@
           <w:b/>
           <w:sz w:val="22"/>
         </w:rPr>
-        <w:t>RD 760/2021</w:t>
+        <w:t>Real Decreto 760/2021</w:t>
       </w:r>
       <w:r>
         <w:rPr>
@@ -1603,7 +1603,7 @@
           <w:b/>
           <w:sz w:val="22"/>
         </w:rPr>
-        <w:t>RD 351/2025</w:t>
+        <w:t>Real Decreto 351/2025</w:t>
       </w:r>
       <w:r>
         <w:rPr>
@@ -1705,7 +1705,7 @@
           <w:b/>
           <w:sz w:val="22"/>
         </w:rPr>
-        <w:t>RD 1011/1981</w:t>
+        <w:t>Real Decreto 1011/1981</w:t>
       </w:r>
       <w:r>
         <w:rPr>
@@ -1720,7 +1720,7 @@
           <w:b/>
           <w:sz w:val="22"/>
         </w:rPr>
-        <w:t>RD 142/2026</w:t>
+        <w:t>Real Decreto 142/2026</w:t>
       </w:r>
     </w:p>
     <w:p>
@@ -2084,7 +2084,7 @@
           <w:b/>
           <w:sz w:val="22"/>
         </w:rPr>
-        <w:t>RD 142/2026</w:t>
+        <w:t>Real Decreto 142/2026</w:t>
       </w:r>
       <w:r>
         <w:rPr>
@@ -2522,7 +2522,7 @@
           <w:b/>
           <w:sz w:val="22"/>
         </w:rPr>
-        <w:t>RD 175/2004</w:t>
+        <w:t>Real Decreto 175/2004</w:t>
       </w:r>
       <w:r>
         <w:rPr>
@@ -2925,7 +2925,7 @@
           <w:b/>
           <w:sz w:val="22"/>
         </w:rPr>
-        <w:t>RD 1201/2002</w:t>
+        <w:t>Real Decreto 1201/2002</w:t>
       </w:r>
       <w:r>
         <w:rPr>
@@ -3028,7 +3028,7 @@
           <w:b/>
           <w:sz w:val="22"/>
         </w:rPr>
-        <w:t>RD 175/2004</w:t>
+        <w:t>Real Decreto 175/2004</w:t>
       </w:r>
       <w:r>
         <w:rPr>
@@ -3116,7 +3116,7 @@
           <w:b/>
           <w:sz w:val="22"/>
         </w:rPr>
-        <w:t>RD 1055/2022</w:t>
+        <w:t>Real Decreto 1055/2022</w:t>
       </w:r>
       <w:r>
         <w:rPr>
